--- a/public/templates/template_C4.docx
+++ b/public/templates/template_C4.docx
@@ -3265,794 +3265,6 @@
               </w:rPr>
               <w:t>{puiss_hce}{/sites}</w:t>
             </w:r>
-          </w:p>
-        </w:tc>
-      </w:tr>
-      <w:tr>
-        <w:tc>
-          <w:tcPr>
-            <w:tcW w:w="509" w:type="pct"/>
-          </w:tcPr>
-          <w:p>
-            <w:pPr>
-              <w:ind w:left="0" w:firstLine="0"/>
-              <w:jc w:val="center"/>
-              <w:rPr>
-                <w:sz w:val="16"/>
-                <w:szCs w:val="16"/>
-              </w:rPr>
-            </w:pPr>
-          </w:p>
-        </w:tc>
-        <w:tc>
-          <w:tcPr>
-            <w:tcW w:w="490" w:type="pct"/>
-          </w:tcPr>
-          <w:p>
-            <w:pPr>
-              <w:ind w:left="0" w:firstLine="0"/>
-              <w:jc w:val="center"/>
-              <w:rPr>
-                <w:sz w:val="16"/>
-                <w:szCs w:val="16"/>
-              </w:rPr>
-            </w:pPr>
-          </w:p>
-        </w:tc>
-        <w:tc>
-          <w:tcPr>
-            <w:tcW w:w="226" w:type="pct"/>
-          </w:tcPr>
-          <w:p>
-            <w:pPr>
-              <w:ind w:left="0" w:firstLine="0"/>
-              <w:jc w:val="center"/>
-              <w:rPr>
-                <w:sz w:val="16"/>
-                <w:szCs w:val="16"/>
-              </w:rPr>
-            </w:pPr>
-          </w:p>
-        </w:tc>
-        <w:tc>
-          <w:tcPr>
-            <w:tcW w:w="748" w:type="pct"/>
-          </w:tcPr>
-          <w:p>
-            <w:pPr>
-              <w:ind w:left="0" w:firstLine="0"/>
-              <w:jc w:val="center"/>
-              <w:rPr>
-                <w:sz w:val="16"/>
-                <w:szCs w:val="16"/>
-              </w:rPr>
-            </w:pPr>
-          </w:p>
-        </w:tc>
-        <w:tc>
-          <w:tcPr>
-            <w:tcW w:w="300" w:type="pct"/>
-          </w:tcPr>
-          <w:p>
-            <w:pPr>
-              <w:ind w:left="0" w:firstLine="0"/>
-              <w:jc w:val="center"/>
-              <w:rPr>
-                <w:sz w:val="16"/>
-                <w:szCs w:val="16"/>
-              </w:rPr>
-            </w:pPr>
-          </w:p>
-        </w:tc>
-        <w:tc>
-          <w:tcPr>
-            <w:tcW w:w="317" w:type="pct"/>
-          </w:tcPr>
-          <w:p>
-            <w:pPr>
-              <w:ind w:left="0" w:firstLine="0"/>
-              <w:jc w:val="center"/>
-              <w:rPr>
-                <w:sz w:val="16"/>
-                <w:szCs w:val="16"/>
-              </w:rPr>
-            </w:pPr>
-          </w:p>
-        </w:tc>
-        <w:tc>
-          <w:tcPr>
-            <w:tcW w:w="213" w:type="pct"/>
-          </w:tcPr>
-          <w:p>
-            <w:pPr>
-              <w:ind w:left="0" w:firstLine="0"/>
-              <w:jc w:val="center"/>
-              <w:rPr>
-                <w:sz w:val="16"/>
-                <w:szCs w:val="16"/>
-              </w:rPr>
-            </w:pPr>
-          </w:p>
-        </w:tc>
-        <w:tc>
-          <w:tcPr>
-            <w:tcW w:w="515" w:type="pct"/>
-          </w:tcPr>
-          <w:p>
-            <w:pPr>
-              <w:ind w:left="0" w:firstLine="0"/>
-              <w:jc w:val="center"/>
-              <w:rPr>
-                <w:sz w:val="16"/>
-                <w:szCs w:val="16"/>
-              </w:rPr>
-            </w:pPr>
-          </w:p>
-        </w:tc>
-        <w:tc>
-          <w:tcPr>
-            <w:tcW w:w="473" w:type="pct"/>
-          </w:tcPr>
-          <w:p>
-            <w:pPr>
-              <w:ind w:left="0" w:firstLine="0"/>
-              <w:jc w:val="center"/>
-              <w:rPr>
-                <w:sz w:val="16"/>
-                <w:szCs w:val="16"/>
-              </w:rPr>
-            </w:pPr>
-          </w:p>
-        </w:tc>
-        <w:tc>
-          <w:tcPr>
-            <w:tcW w:w="412" w:type="pct"/>
-          </w:tcPr>
-          <w:p>
-            <w:pPr>
-              <w:ind w:left="0" w:firstLine="0"/>
-              <w:jc w:val="center"/>
-              <w:rPr>
-                <w:sz w:val="16"/>
-                <w:szCs w:val="16"/>
-              </w:rPr>
-            </w:pPr>
-          </w:p>
-        </w:tc>
-        <w:tc>
-          <w:tcPr>
-            <w:tcW w:w="267" w:type="pct"/>
-          </w:tcPr>
-          <w:p>
-            <w:pPr>
-              <w:ind w:left="0" w:firstLine="0"/>
-              <w:jc w:val="center"/>
-              <w:rPr>
-                <w:sz w:val="16"/>
-                <w:szCs w:val="16"/>
-              </w:rPr>
-            </w:pPr>
-          </w:p>
-        </w:tc>
-        <w:tc>
-          <w:tcPr>
-            <w:tcW w:w="267" w:type="pct"/>
-          </w:tcPr>
-          <w:p>
-            <w:pPr>
-              <w:ind w:left="0" w:firstLine="0"/>
-              <w:jc w:val="center"/>
-              <w:rPr>
-                <w:sz w:val="16"/>
-                <w:szCs w:val="16"/>
-              </w:rPr>
-            </w:pPr>
-          </w:p>
-        </w:tc>
-        <w:tc>
-          <w:tcPr>
-            <w:tcW w:w="262" w:type="pct"/>
-          </w:tcPr>
-          <w:p>
-            <w:pPr>
-              <w:ind w:left="0" w:firstLine="0"/>
-              <w:jc w:val="center"/>
-              <w:rPr>
-                <w:sz w:val="16"/>
-                <w:szCs w:val="16"/>
-              </w:rPr>
-            </w:pPr>
-          </w:p>
-        </w:tc>
-      </w:tr>
-      <w:tr>
-        <w:tc>
-          <w:tcPr>
-            <w:tcW w:w="509" w:type="pct"/>
-          </w:tcPr>
-          <w:p>
-            <w:pPr>
-              <w:ind w:left="0" w:firstLine="0"/>
-              <w:jc w:val="center"/>
-              <w:rPr>
-                <w:sz w:val="16"/>
-                <w:szCs w:val="16"/>
-              </w:rPr>
-            </w:pPr>
-          </w:p>
-        </w:tc>
-        <w:tc>
-          <w:tcPr>
-            <w:tcW w:w="490" w:type="pct"/>
-          </w:tcPr>
-          <w:p>
-            <w:pPr>
-              <w:ind w:left="0" w:firstLine="0"/>
-              <w:jc w:val="center"/>
-              <w:rPr>
-                <w:sz w:val="16"/>
-                <w:szCs w:val="16"/>
-              </w:rPr>
-            </w:pPr>
-          </w:p>
-        </w:tc>
-        <w:tc>
-          <w:tcPr>
-            <w:tcW w:w="226" w:type="pct"/>
-          </w:tcPr>
-          <w:p>
-            <w:pPr>
-              <w:ind w:left="0" w:firstLine="0"/>
-              <w:jc w:val="center"/>
-              <w:rPr>
-                <w:sz w:val="16"/>
-                <w:szCs w:val="16"/>
-              </w:rPr>
-            </w:pPr>
-          </w:p>
-        </w:tc>
-        <w:tc>
-          <w:tcPr>
-            <w:tcW w:w="748" w:type="pct"/>
-          </w:tcPr>
-          <w:p>
-            <w:pPr>
-              <w:ind w:left="0" w:firstLine="0"/>
-              <w:jc w:val="center"/>
-              <w:rPr>
-                <w:sz w:val="16"/>
-                <w:szCs w:val="16"/>
-              </w:rPr>
-            </w:pPr>
-          </w:p>
-        </w:tc>
-        <w:tc>
-          <w:tcPr>
-            <w:tcW w:w="300" w:type="pct"/>
-          </w:tcPr>
-          <w:p>
-            <w:pPr>
-              <w:ind w:left="0" w:firstLine="0"/>
-              <w:jc w:val="center"/>
-              <w:rPr>
-                <w:sz w:val="16"/>
-                <w:szCs w:val="16"/>
-              </w:rPr>
-            </w:pPr>
-          </w:p>
-        </w:tc>
-        <w:tc>
-          <w:tcPr>
-            <w:tcW w:w="317" w:type="pct"/>
-          </w:tcPr>
-          <w:p>
-            <w:pPr>
-              <w:ind w:left="0" w:firstLine="0"/>
-              <w:jc w:val="center"/>
-              <w:rPr>
-                <w:sz w:val="16"/>
-                <w:szCs w:val="16"/>
-              </w:rPr>
-            </w:pPr>
-          </w:p>
-        </w:tc>
-        <w:tc>
-          <w:tcPr>
-            <w:tcW w:w="213" w:type="pct"/>
-          </w:tcPr>
-          <w:p>
-            <w:pPr>
-              <w:ind w:left="0" w:firstLine="0"/>
-              <w:jc w:val="center"/>
-              <w:rPr>
-                <w:sz w:val="16"/>
-                <w:szCs w:val="16"/>
-              </w:rPr>
-            </w:pPr>
-          </w:p>
-        </w:tc>
-        <w:tc>
-          <w:tcPr>
-            <w:tcW w:w="515" w:type="pct"/>
-          </w:tcPr>
-          <w:p>
-            <w:pPr>
-              <w:ind w:left="0" w:firstLine="0"/>
-              <w:jc w:val="center"/>
-              <w:rPr>
-                <w:sz w:val="16"/>
-                <w:szCs w:val="16"/>
-              </w:rPr>
-            </w:pPr>
-          </w:p>
-        </w:tc>
-        <w:tc>
-          <w:tcPr>
-            <w:tcW w:w="473" w:type="pct"/>
-          </w:tcPr>
-          <w:p>
-            <w:pPr>
-              <w:ind w:left="0" w:firstLine="0"/>
-              <w:jc w:val="center"/>
-              <w:rPr>
-                <w:sz w:val="16"/>
-                <w:szCs w:val="16"/>
-              </w:rPr>
-            </w:pPr>
-          </w:p>
-        </w:tc>
-        <w:tc>
-          <w:tcPr>
-            <w:tcW w:w="412" w:type="pct"/>
-          </w:tcPr>
-          <w:p>
-            <w:pPr>
-              <w:ind w:left="0" w:firstLine="0"/>
-              <w:jc w:val="center"/>
-              <w:rPr>
-                <w:sz w:val="16"/>
-                <w:szCs w:val="16"/>
-              </w:rPr>
-            </w:pPr>
-          </w:p>
-        </w:tc>
-        <w:tc>
-          <w:tcPr>
-            <w:tcW w:w="267" w:type="pct"/>
-          </w:tcPr>
-          <w:p>
-            <w:pPr>
-              <w:ind w:left="0" w:firstLine="0"/>
-              <w:jc w:val="center"/>
-              <w:rPr>
-                <w:sz w:val="16"/>
-                <w:szCs w:val="16"/>
-              </w:rPr>
-            </w:pPr>
-          </w:p>
-        </w:tc>
-        <w:tc>
-          <w:tcPr>
-            <w:tcW w:w="267" w:type="pct"/>
-          </w:tcPr>
-          <w:p>
-            <w:pPr>
-              <w:ind w:left="0" w:firstLine="0"/>
-              <w:jc w:val="center"/>
-              <w:rPr>
-                <w:sz w:val="16"/>
-                <w:szCs w:val="16"/>
-              </w:rPr>
-            </w:pPr>
-          </w:p>
-        </w:tc>
-        <w:tc>
-          <w:tcPr>
-            <w:tcW w:w="262" w:type="pct"/>
-          </w:tcPr>
-          <w:p>
-            <w:pPr>
-              <w:ind w:left="0" w:firstLine="0"/>
-              <w:jc w:val="center"/>
-              <w:rPr>
-                <w:sz w:val="16"/>
-                <w:szCs w:val="16"/>
-              </w:rPr>
-            </w:pPr>
-          </w:p>
-        </w:tc>
-      </w:tr>
-      <w:tr>
-        <w:tc>
-          <w:tcPr>
-            <w:tcW w:w="509" w:type="pct"/>
-          </w:tcPr>
-          <w:p>
-            <w:pPr>
-              <w:ind w:left="0" w:firstLine="0"/>
-              <w:jc w:val="center"/>
-              <w:rPr>
-                <w:sz w:val="16"/>
-                <w:szCs w:val="16"/>
-              </w:rPr>
-            </w:pPr>
-          </w:p>
-        </w:tc>
-        <w:tc>
-          <w:tcPr>
-            <w:tcW w:w="490" w:type="pct"/>
-          </w:tcPr>
-          <w:p>
-            <w:pPr>
-              <w:ind w:left="0" w:firstLine="0"/>
-              <w:jc w:val="center"/>
-              <w:rPr>
-                <w:sz w:val="16"/>
-                <w:szCs w:val="16"/>
-              </w:rPr>
-            </w:pPr>
-          </w:p>
-        </w:tc>
-        <w:tc>
-          <w:tcPr>
-            <w:tcW w:w="226" w:type="pct"/>
-          </w:tcPr>
-          <w:p>
-            <w:pPr>
-              <w:ind w:left="0" w:firstLine="0"/>
-              <w:jc w:val="center"/>
-              <w:rPr>
-                <w:sz w:val="16"/>
-                <w:szCs w:val="16"/>
-              </w:rPr>
-            </w:pPr>
-          </w:p>
-        </w:tc>
-        <w:tc>
-          <w:tcPr>
-            <w:tcW w:w="748" w:type="pct"/>
-          </w:tcPr>
-          <w:p>
-            <w:pPr>
-              <w:ind w:left="0" w:firstLine="0"/>
-              <w:jc w:val="center"/>
-              <w:rPr>
-                <w:sz w:val="16"/>
-                <w:szCs w:val="16"/>
-              </w:rPr>
-            </w:pPr>
-          </w:p>
-        </w:tc>
-        <w:tc>
-          <w:tcPr>
-            <w:tcW w:w="300" w:type="pct"/>
-          </w:tcPr>
-          <w:p>
-            <w:pPr>
-              <w:ind w:left="0" w:firstLine="0"/>
-              <w:jc w:val="center"/>
-              <w:rPr>
-                <w:sz w:val="16"/>
-                <w:szCs w:val="16"/>
-              </w:rPr>
-            </w:pPr>
-          </w:p>
-        </w:tc>
-        <w:tc>
-          <w:tcPr>
-            <w:tcW w:w="317" w:type="pct"/>
-          </w:tcPr>
-          <w:p>
-            <w:pPr>
-              <w:ind w:left="0" w:firstLine="0"/>
-              <w:jc w:val="center"/>
-              <w:rPr>
-                <w:sz w:val="16"/>
-                <w:szCs w:val="16"/>
-              </w:rPr>
-            </w:pPr>
-          </w:p>
-        </w:tc>
-        <w:tc>
-          <w:tcPr>
-            <w:tcW w:w="213" w:type="pct"/>
-          </w:tcPr>
-          <w:p>
-            <w:pPr>
-              <w:ind w:left="0" w:firstLine="0"/>
-              <w:jc w:val="center"/>
-              <w:rPr>
-                <w:sz w:val="16"/>
-                <w:szCs w:val="16"/>
-              </w:rPr>
-            </w:pPr>
-          </w:p>
-        </w:tc>
-        <w:tc>
-          <w:tcPr>
-            <w:tcW w:w="515" w:type="pct"/>
-          </w:tcPr>
-          <w:p>
-            <w:pPr>
-              <w:ind w:left="0" w:firstLine="0"/>
-              <w:jc w:val="center"/>
-              <w:rPr>
-                <w:sz w:val="16"/>
-                <w:szCs w:val="16"/>
-              </w:rPr>
-            </w:pPr>
-          </w:p>
-        </w:tc>
-        <w:tc>
-          <w:tcPr>
-            <w:tcW w:w="473" w:type="pct"/>
-          </w:tcPr>
-          <w:p>
-            <w:pPr>
-              <w:ind w:left="0" w:firstLine="0"/>
-              <w:jc w:val="center"/>
-              <w:rPr>
-                <w:sz w:val="16"/>
-                <w:szCs w:val="16"/>
-              </w:rPr>
-            </w:pPr>
-          </w:p>
-        </w:tc>
-        <w:tc>
-          <w:tcPr>
-            <w:tcW w:w="412" w:type="pct"/>
-          </w:tcPr>
-          <w:p>
-            <w:pPr>
-              <w:ind w:left="0" w:firstLine="0"/>
-              <w:jc w:val="center"/>
-              <w:rPr>
-                <w:sz w:val="16"/>
-                <w:szCs w:val="16"/>
-              </w:rPr>
-            </w:pPr>
-          </w:p>
-        </w:tc>
-        <w:tc>
-          <w:tcPr>
-            <w:tcW w:w="267" w:type="pct"/>
-          </w:tcPr>
-          <w:p>
-            <w:pPr>
-              <w:ind w:left="0" w:firstLine="0"/>
-              <w:jc w:val="center"/>
-              <w:rPr>
-                <w:sz w:val="16"/>
-                <w:szCs w:val="16"/>
-              </w:rPr>
-            </w:pPr>
-          </w:p>
-        </w:tc>
-        <w:tc>
-          <w:tcPr>
-            <w:tcW w:w="267" w:type="pct"/>
-          </w:tcPr>
-          <w:p>
-            <w:pPr>
-              <w:ind w:left="0" w:firstLine="0"/>
-              <w:jc w:val="center"/>
-              <w:rPr>
-                <w:sz w:val="16"/>
-                <w:szCs w:val="16"/>
-              </w:rPr>
-            </w:pPr>
-          </w:p>
-        </w:tc>
-        <w:tc>
-          <w:tcPr>
-            <w:tcW w:w="262" w:type="pct"/>
-          </w:tcPr>
-          <w:p>
-            <w:pPr>
-              <w:ind w:left="0" w:firstLine="0"/>
-              <w:jc w:val="center"/>
-              <w:rPr>
-                <w:sz w:val="16"/>
-                <w:szCs w:val="16"/>
-              </w:rPr>
-            </w:pPr>
-          </w:p>
-        </w:tc>
-      </w:tr>
-      <w:tr>
-        <w:tc>
-          <w:tcPr>
-            <w:tcW w:w="509" w:type="pct"/>
-          </w:tcPr>
-          <w:p>
-            <w:pPr>
-              <w:ind w:left="0" w:firstLine="0"/>
-              <w:jc w:val="center"/>
-              <w:rPr>
-                <w:sz w:val="16"/>
-                <w:szCs w:val="16"/>
-              </w:rPr>
-            </w:pPr>
-          </w:p>
-        </w:tc>
-        <w:tc>
-          <w:tcPr>
-            <w:tcW w:w="490" w:type="pct"/>
-          </w:tcPr>
-          <w:p>
-            <w:pPr>
-              <w:ind w:left="0" w:firstLine="0"/>
-              <w:jc w:val="center"/>
-              <w:rPr>
-                <w:sz w:val="16"/>
-                <w:szCs w:val="16"/>
-              </w:rPr>
-            </w:pPr>
-          </w:p>
-        </w:tc>
-        <w:tc>
-          <w:tcPr>
-            <w:tcW w:w="226" w:type="pct"/>
-          </w:tcPr>
-          <w:p>
-            <w:pPr>
-              <w:ind w:left="0" w:firstLine="0"/>
-              <w:jc w:val="center"/>
-              <w:rPr>
-                <w:sz w:val="16"/>
-                <w:szCs w:val="16"/>
-              </w:rPr>
-            </w:pPr>
-          </w:p>
-        </w:tc>
-        <w:tc>
-          <w:tcPr>
-            <w:tcW w:w="748" w:type="pct"/>
-          </w:tcPr>
-          <w:p>
-            <w:pPr>
-              <w:ind w:left="0" w:firstLine="0"/>
-              <w:jc w:val="center"/>
-              <w:rPr>
-                <w:sz w:val="16"/>
-                <w:szCs w:val="16"/>
-              </w:rPr>
-            </w:pPr>
-          </w:p>
-        </w:tc>
-        <w:tc>
-          <w:tcPr>
-            <w:tcW w:w="300" w:type="pct"/>
-          </w:tcPr>
-          <w:p>
-            <w:pPr>
-              <w:ind w:left="0" w:firstLine="0"/>
-              <w:jc w:val="center"/>
-              <w:rPr>
-                <w:sz w:val="16"/>
-                <w:szCs w:val="16"/>
-              </w:rPr>
-            </w:pPr>
-          </w:p>
-        </w:tc>
-        <w:tc>
-          <w:tcPr>
-            <w:tcW w:w="317" w:type="pct"/>
-          </w:tcPr>
-          <w:p>
-            <w:pPr>
-              <w:ind w:left="0" w:firstLine="0"/>
-              <w:jc w:val="center"/>
-              <w:rPr>
-                <w:sz w:val="16"/>
-                <w:szCs w:val="16"/>
-              </w:rPr>
-            </w:pPr>
-          </w:p>
-        </w:tc>
-        <w:tc>
-          <w:tcPr>
-            <w:tcW w:w="213" w:type="pct"/>
-          </w:tcPr>
-          <w:p>
-            <w:pPr>
-              <w:ind w:left="0" w:firstLine="0"/>
-              <w:jc w:val="center"/>
-              <w:rPr>
-                <w:sz w:val="16"/>
-                <w:szCs w:val="16"/>
-              </w:rPr>
-            </w:pPr>
-          </w:p>
-        </w:tc>
-        <w:tc>
-          <w:tcPr>
-            <w:tcW w:w="515" w:type="pct"/>
-          </w:tcPr>
-          <w:p>
-            <w:pPr>
-              <w:ind w:left="0" w:firstLine="0"/>
-              <w:jc w:val="center"/>
-              <w:rPr>
-                <w:sz w:val="16"/>
-                <w:szCs w:val="16"/>
-              </w:rPr>
-            </w:pPr>
-          </w:p>
-        </w:tc>
-        <w:tc>
-          <w:tcPr>
-            <w:tcW w:w="473" w:type="pct"/>
-          </w:tcPr>
-          <w:p>
-            <w:pPr>
-              <w:ind w:left="0" w:firstLine="0"/>
-              <w:jc w:val="center"/>
-              <w:rPr>
-                <w:sz w:val="16"/>
-                <w:szCs w:val="16"/>
-              </w:rPr>
-            </w:pPr>
-          </w:p>
-        </w:tc>
-        <w:tc>
-          <w:tcPr>
-            <w:tcW w:w="412" w:type="pct"/>
-          </w:tcPr>
-          <w:p>
-            <w:pPr>
-              <w:ind w:left="0" w:firstLine="0"/>
-              <w:jc w:val="center"/>
-              <w:rPr>
-                <w:sz w:val="16"/>
-                <w:szCs w:val="16"/>
-              </w:rPr>
-            </w:pPr>
-          </w:p>
-        </w:tc>
-        <w:tc>
-          <w:tcPr>
-            <w:tcW w:w="267" w:type="pct"/>
-          </w:tcPr>
-          <w:p>
-            <w:pPr>
-              <w:ind w:left="0" w:firstLine="0"/>
-              <w:jc w:val="center"/>
-              <w:rPr>
-                <w:sz w:val="16"/>
-                <w:szCs w:val="16"/>
-              </w:rPr>
-            </w:pPr>
-          </w:p>
-        </w:tc>
-        <w:tc>
-          <w:tcPr>
-            <w:tcW w:w="267" w:type="pct"/>
-          </w:tcPr>
-          <w:p>
-            <w:pPr>
-              <w:ind w:left="0" w:firstLine="0"/>
-              <w:jc w:val="center"/>
-              <w:rPr>
-                <w:sz w:val="16"/>
-                <w:szCs w:val="16"/>
-              </w:rPr>
-            </w:pPr>
-          </w:p>
-        </w:tc>
-        <w:tc>
-          <w:tcPr>
-            <w:tcW w:w="262" w:type="pct"/>
-          </w:tcPr>
-          <w:p>
-            <w:pPr>
-              <w:ind w:left="0" w:firstLine="0"/>
-              <w:jc w:val="center"/>
-              <w:rPr>
-                <w:sz w:val="16"/>
-                <w:szCs w:val="16"/>
-              </w:rPr>
-            </w:pPr>
           </w:p>
         </w:tc>
       </w:tr>
